--- a/output/docx/es/BUFRCREX_TableB_es_12.docx
+++ b/output/docx/es/BUFRCREX_TableB_es_12.docx
@@ -1977,7 +1977,7 @@
                 <w:b w:val="0"/>
                 <w:sz w:val="16"/>
               </w:rPr>
-              <w:t>Note 177: Cuando se haga constar la expresión “en altura y durante un período determinado” en la columna NOMBRE DEL ELEMENTO, deberá señalarse también la correspondiente localización vertical, utilizando referencias de la Clase 07, así como el período correspondiente, utilizando referencias de la Clase 04.</w:t>
+              <w:t>Note B177: Cuando se haga constar la expresión “en altura y durante un período determinado” en la columna NOMBRE DEL ELEMENTO, deberá señalarse también la correspondiente localización vertical, utilizando referencias de la Clase 07, así como el período correspondiente, utilizando referencias de la Clase 04.</w:t>
             </w:r>
           </w:p>
         </w:tc>
@@ -2170,7 +2170,7 @@
                 <w:b w:val="0"/>
                 <w:sz w:val="16"/>
               </w:rPr>
-              <w:t>Note 177: Cuando se haga constar la expresión “en altura y durante un período determinado” en la columna NOMBRE DEL ELEMENTO, deberá señalarse también la correspondiente localización vertical, utilizando referencias de la Clase 07, así como el período correspondiente, utilizando referencias de la Clase 04.</w:t>
+              <w:t>Note B177: Cuando se haga constar la expresión “en altura y durante un período determinado” en la columna NOMBRE DEL ELEMENTO, deberá señalarse también la correspondiente localización vertical, utilizando referencias de la Clase 07, así como el período correspondiente, utilizando referencias de la Clase 04.</w:t>
             </w:r>
           </w:p>
         </w:tc>
@@ -7301,7 +7301,7 @@
                 <w:b w:val="0"/>
                 <w:sz w:val="16"/>
               </w:rPr>
-              <w:t>Note 52: El descritpor 0 33 002 relativo a la información sobre la calidad está relacionado, en esta instancia, tanto con el componente u 0 11 003 como con el componente v 0 11 004. Se da para cada puerta respectiva de la medición del perfil.</w:t>
+              <w:t>Note B52: Debería utilizarse el descriptor 0 12 076 en vez del 0 12 072 para cifrar la radiancia. I.2 – BUFR/CREX Tabla B/12 – 6</w:t>
             </w:r>
           </w:p>
         </w:tc>
@@ -9414,7 +9414,7 @@
                 <w:b w:val="0"/>
                 <w:sz w:val="16"/>
               </w:rPr>
-              <w:t>Note 177: Cuando se haga constar la expresión “en altura y durante un período determinado” en la columna NOMBRE DEL ELEMENTO, deberá señalarse también la correspondiente localización vertical, utilizando referencias de la Clase 07, así como el período correspondiente, utilizando referencias de la Clase 04.</w:t>
+              <w:t>Note B177: Cuando se haga constar la expresión “en altura y durante un período determinado” en la columna NOMBRE DEL ELEMENTO, deberá señalarse también la correspondiente localización vertical, utilizando referencias de la Clase 07, así como el período correspondiente, utilizando referencias de la Clase 04.</w:t>
             </w:r>
           </w:p>
         </w:tc>
@@ -9607,7 +9607,7 @@
                 <w:b w:val="0"/>
                 <w:sz w:val="16"/>
               </w:rPr>
-              <w:t>Note 177: Cuando se haga constar la expresión “en altura y durante un período determinado” en la columna NOMBRE DEL ELEMENTO, deberá señalarse también la correspondiente localización vertical, utilizando referencias de la Clase 07, así como el período correspondiente, utilizando referencias de la Clase 04.</w:t>
+              <w:t>Note B177: Cuando se haga constar la expresión “en altura y durante un período determinado” en la columna NOMBRE DEL ELEMENTO, deberá señalarse también la correspondiente localización vertical, utilizando referencias de la Clase 07, así como el período correspondiente, utilizando referencias de la Clase 04.</w:t>
             </w:r>
           </w:p>
         </w:tc>
